--- a/app/docs/서식5_프로젝트개발보고서_EBS요구자료대응에이전트.docx
+++ b/app/docs/서식5_프로젝트개발보고서_EBS요구자료대응에이전트.docx
@@ -5222,7 +5222,7 @@
       <w:r>
         <w:drawing>
           <wp:inline distT="0" distB="0" distL="0" distR="0">
-            <wp:extent cx="5905500" cy="7019925"/>
+            <wp:extent cx="3867150" cy="7239000"/>
             <wp:effectExtent t="0" r="0" b="0" l="0"/>
             <wp:docPr id="1" name="" descr="" title=""/>
             <wp:cNvGraphicFramePr>
@@ -5247,7 +5247,7 @@
                   <pic:spPr bwMode="auto">
                     <a:xfrm>
                       <a:off x="0" y="0"/>
-                      <a:ext cx="5905500" cy="7019925"/>
+                      <a:ext cx="3867150" cy="7239000"/>
                     </a:xfrm>
                     <a:prstGeom prst="rect">
                       <a:avLst/>
@@ -5288,7 +5288,7 @@
       <w:r>
         <w:drawing>
           <wp:inline distT="0" distB="0" distL="0" distR="0">
-            <wp:extent cx="5905500" cy="7019925"/>
+            <wp:extent cx="4076700" cy="7239000"/>
             <wp:effectExtent t="0" r="0" b="0" l="0"/>
             <wp:docPr id="1" name="" descr="" title=""/>
             <wp:cNvGraphicFramePr>
@@ -5313,7 +5313,7 @@
                   <pic:spPr bwMode="auto">
                     <a:xfrm>
                       <a:off x="0" y="0"/>
-                      <a:ext cx="5905500" cy="7019925"/>
+                      <a:ext cx="4076700" cy="7239000"/>
                     </a:xfrm>
                     <a:prstGeom prst="rect">
                       <a:avLst/>
@@ -5354,7 +5354,7 @@
       <w:r>
         <w:drawing>
           <wp:inline distT="0" distB="0" distL="0" distR="0">
-            <wp:extent cx="5905500" cy="7019925"/>
+            <wp:extent cx="3571875" cy="7239000"/>
             <wp:effectExtent t="0" r="0" b="0" l="0"/>
             <wp:docPr id="1" name="" descr="" title=""/>
             <wp:cNvGraphicFramePr>
@@ -5379,7 +5379,7 @@
                   <pic:spPr bwMode="auto">
                     <a:xfrm>
                       <a:off x="0" y="0"/>
-                      <a:ext cx="5905500" cy="7019925"/>
+                      <a:ext cx="3571875" cy="7239000"/>
                     </a:xfrm>
                     <a:prstGeom prst="rect">
                       <a:avLst/>
@@ -5420,7 +5420,7 @@
       <w:r>
         <w:drawing>
           <wp:inline distT="0" distB="0" distL="0" distR="0">
-            <wp:extent cx="5905500" cy="7019925"/>
+            <wp:extent cx="3886200" cy="7239000"/>
             <wp:effectExtent t="0" r="0" b="0" l="0"/>
             <wp:docPr id="1" name="" descr="" title=""/>
             <wp:cNvGraphicFramePr>
@@ -5445,7 +5445,7 @@
                   <pic:spPr bwMode="auto">
                     <a:xfrm>
                       <a:off x="0" y="0"/>
-                      <a:ext cx="5905500" cy="7019925"/>
+                      <a:ext cx="3886200" cy="7239000"/>
                     </a:xfrm>
                     <a:prstGeom prst="rect">
                       <a:avLst/>
